--- a/site/assets/blank_var2_bottom_requisites.docx
+++ b/site/assets/blank_var2_bottom_requisites.docx
@@ -4,26 +4,83 @@
   <w:body>
     <w:p>
       <w:pPr>
-        <w:spacing w:before="320" w:after="240"/>
+        <w:spacing w:before="0" w:after="320"/>
+      </w:pPr>
+      <w:r>
+        <w:drawing>
+          <wp:inline xmlns:a="http://schemas.openxmlformats.org/drawingml/2006/main" xmlns:pic="http://schemas.openxmlformats.org/drawingml/2006/picture">
+            <wp:extent cx="2194560" cy="1039528"/>
+            <wp:docPr id="1" name="Picture 1"/>
+            <wp:cNvGraphicFramePr>
+              <a:graphicFrameLocks noChangeAspect="1"/>
+            </wp:cNvGraphicFramePr>
+            <a:graphic>
+              <a:graphicData uri="http://schemas.openxmlformats.org/drawingml/2006/picture">
+                <pic:pic>
+                  <pic:nvPicPr>
+                    <pic:cNvPr id="0" name="fero_sun_facade_eng.png"/>
+                    <pic:cNvPicPr/>
+                  </pic:nvPicPr>
+                  <pic:blipFill>
+                    <a:blip r:embed="rId9"/>
+                    <a:stretch>
+                      <a:fillRect/>
+                    </a:stretch>
+                  </pic:blipFill>
+                  <pic:spPr>
+                    <a:xfrm>
+                      <a:off x="0" y="0"/>
+                      <a:ext cx="2194560" cy="1039528"/>
+                    </a:xfrm>
+                    <a:prstGeom prst="rect"/>
+                  </pic:spPr>
+                </pic:pic>
+              </a:graphicData>
+            </a:graphic>
+          </wp:inline>
+        </w:drawing>
+      </w:r>
+    </w:p>
+    <w:p>
+      <w:pPr>
+        <w:spacing w:before="280" w:after="0"/>
+      </w:pPr>
+    </w:p>
+    <w:p>
+      <w:pPr>
+        <w:spacing w:before="0" w:after="480"/>
+      </w:pPr>
+      <w:r>
+        <w:rPr>
+          <w:rFonts w:ascii="Arial" w:hAnsi="Arial"/>
+          <w:color w:val="334155"/>
+          <w:sz w:val="19"/>
+        </w:rPr>
+        <w:t>Исх. № ______________  от «___» ____________ 2026 г.                                              г. Санкт-Петербург</w:t>
+      </w:r>
+    </w:p>
+    <w:p>
+      <w:pPr>
+        <w:spacing w:before="0" w:after="280"/>
       </w:pPr>
       <w:r>
         <w:rPr>
           <w:rFonts w:ascii="Arial" w:hAnsi="Arial"/>
           <w:b/>
           <w:color w:val="0F172A"/>
-          <w:sz w:val="23"/>
+          <w:sz w:val="22"/>
         </w:rPr>
         <w:t>КОММЕРЧЕСКОЕ ПРЕДЛОЖЕНИЕ / ОФИЦИАЛЬНОЕ ПИСЬМО</w:t>
       </w:r>
     </w:p>
     <w:p>
       <w:pPr>
-        <w:spacing w:line="300" w:lineRule="auto" w:after="160"/>
+        <w:spacing w:before="0" w:after="200" w:line="300" w:lineRule="exact"/>
       </w:pPr>
       <w:r>
         <w:rPr>
           <w:rFonts w:ascii="Arial" w:hAnsi="Arial"/>
-          <w:color w:val="334155"/>
+          <w:color w:val="1E293B"/>
           <w:sz w:val="20"/>
         </w:rPr>
         <w:t>Инженерное бюро «ФЕРО» подтверждает готовность выполнения полного комплекса работ по проектированию, производству и монтажу фасадных оболочек и светопрозрачных конструкций на объекте капитального строительства.</w:t>
@@ -31,39 +88,37 @@
     </w:p>
     <w:p>
       <w:pPr>
-        <w:spacing w:line="300" w:lineRule="auto" w:after="560"/>
+        <w:spacing w:before="0" w:after="720" w:line="300" w:lineRule="exact"/>
       </w:pPr>
       <w:r>
         <w:rPr>
           <w:rFonts w:ascii="Arial" w:hAnsi="Arial"/>
-          <w:color w:val="334155"/>
+          <w:color w:val="1E293B"/>
           <w:sz w:val="20"/>
         </w:rPr>
         <w:t>Инжиниринговый расчет включает динамические ветровые и статические нагрузки, температурно-климатическое моделирование узлов, оптимизацию раскладки облицовочных кассет и сопровождение прохождения государственной экспертизы проектной документации.</w:t>
       </w:r>
     </w:p>
     <w:p>
+      <w:pPr>
+        <w:spacing w:before="600" w:after="80"/>
+      </w:pPr>
       <w:r>
         <w:rPr>
           <w:rFonts w:ascii="Arial" w:hAnsi="Arial"/>
+          <w:b/>
           <w:color w:val="0F172A"/>
-          <w:sz w:val="19"/>
+          <w:sz w:val="20"/>
         </w:rPr>
         <w:t>Генеральный директор</w:t>
         <w:br/>
-        <w:t>ООО «ФЕРО»</w:t>
-        <w:tab/>
-        <w:tab/>
-        <w:tab/>
-        <w:tab/>
-        <w:t>__________________ / Подпись /</w:t>
+        <w:t>ООО «ФЕРО»                                                                                              _______________________ / Подпись /</w:t>
       </w:r>
     </w:p>
     <w:sectPr>
-      <w:headerReference w:type="default" r:id="rId9"/>
       <w:footerReference w:type="default" r:id="rId10"/>
-      <w:pgSz w:w="11906" w:h="16838"/>
-      <w:pgMar w:top="907" w:right="1247" w:bottom="1361" w:left="1247" w:header="720" w:footer="720" w:gutter="0"/>
+      <w:pgSz w:w="12240" w:h="15840"/>
+      <w:pgMar w:top="1008" w:right="1080" w:bottom="1152" w:left="1080" w:header="720" w:footer="720" w:gutter="0"/>
       <w:cols w:space="720"/>
       <w:docGrid w:linePitch="360"/>
     </w:sectPr>
@@ -76,102 +131,38 @@
   <w:p>
     <w:pPr>
       <w:pStyle w:val="Footer"/>
-      <w:spacing w:before="80"/>
-      <w:jc w:val="left"/>
+      <w:spacing w:before="0" w:after="0" w:line="220" w:lineRule="exact"/>
+      <w:jc w:val="center"/>
     </w:pPr>
     <w:r>
       <w:rPr>
-        <w:color w:val="CBD5E1"/>
-        <w:sz w:val="16"/>
-      </w:rPr>
-      <w:t>――――――――――――――――――――――――――――――――――――――――――――――――――――――――――</w:t>
+        <w:rFonts w:ascii="Arial" w:hAnsi="Arial"/>
+        <w:color w:val="64748B"/>
+        <w:sz w:val="15"/>
+      </w:rPr>
+      <w:t>ООО «ФЕРО»  •  ОГРН 1227800008060  •  ИНН 7805788436  •  КПП 780501001</w:t>
       <w:br/>
     </w:r>
     <w:r>
       <w:rPr>
         <w:rFonts w:ascii="Arial" w:hAnsi="Arial"/>
         <w:color w:val="64748B"/>
-        <w:sz w:val="13"/>
-      </w:rPr>
-      <w:t>ООО «ФЕРО» • ИНН 7805788436 • КПП 780501001 • ОГРН 1227800006060</w:t>
-      <w:tab/>
-      <w:tab/>
-      <w:t>Р/с: 40702810328650002961 • БИК 044525411</w:t>
+        <w:sz w:val="15"/>
+      </w:rPr>
+      <w:t>р/с 40702810303500028205  •  Филиал «Северо-Западный» Банка ВТБ (ПАО)  •  БИК 044030707  •  к/с 30101810700000000707</w:t>
       <w:br/>
-      <w:t>198035, г. Санкт-Петербург, ул. Невельская, д. 18, лит. А, пом. 46</w:t>
-      <w:tab/>
-      <w:tab/>
-      <w:t>К/с: 30101810145250000411</w:t>
+    </w:r>
+    <w:r>
+      <w:rPr>
+        <w:rFonts w:ascii="Arial" w:hAnsi="Arial"/>
+        <w:color w:val="64748B"/>
+        <w:sz w:val="15"/>
+      </w:rPr>
+      <w:t>198035, Россия, г. Санкт-Петербург, ул. Невельская, д. 18, лит. А, пом. 46  •  +7 (812) 603-21-11  •  info@ferospb.ru  •  www.ferospb.ru</w:t>
       <w:br/>
-      <w:t>Банк: Филиал «Центральный» Банка ВТБ (ПАО) в г. Москве</w:t>
-      <w:tab/>
-      <w:tab/>
-      <w:t>+7 (812) 603-21-11 • info@ferospb.ru • www.ferospb.ru</w:t>
     </w:r>
   </w:p>
 </w:ftr>
-</file>
-
-<file path=word/header1.xml><?xml version="1.0" encoding="utf-8"?>
-<w:hdr xmlns:m="http://schemas.openxmlformats.org/officeDocument/2006/math" xmlns:mc="http://schemas.openxmlformats.org/markup-compatibility/2006" xmlns:mo="http://schemas.microsoft.com/office/mac/office/2008/main" xmlns:mv="urn:schemas-microsoft-com:mac:vml" xmlns:o="urn:schemas-microsoft-com:office:office" xmlns:r="http://schemas.openxmlformats.org/officeDocument/2006/relationships" xmlns:v="urn:schemas-microsoft-com:vml" xmlns:w10="urn:schemas-microsoft-com:office:word" xmlns:w14="http://schemas.microsoft.com/office/word/2010/wordml" xmlns:w="http://schemas.openxmlformats.org/wordprocessingml/2006/main" xmlns:wne="http://schemas.microsoft.com/office/word/2006/wordml" xmlns:wp14="http://schemas.microsoft.com/office/word/2010/wordprocessingDrawing" xmlns:wp="http://schemas.openxmlformats.org/drawingml/2006/wordprocessingDrawing" xmlns:wpc="http://schemas.microsoft.com/office/word/2010/wordprocessingCanvas" xmlns:wpg="http://schemas.microsoft.com/office/word/2010/wordprocessingGroup" xmlns:wpi="http://schemas.microsoft.com/office/word/2010/wordprocessingInk" xmlns:wps="http://schemas.microsoft.com/office/word/2010/wordprocessingShape" mc:Ignorable="w14 wp14">
-  <w:p>
-    <w:pPr>
-      <w:pStyle w:val="Header"/>
-      <w:jc w:val="left"/>
-    </w:pPr>
-    <w:r>
-      <w:drawing>
-        <wp:inline xmlns:a="http://schemas.openxmlformats.org/drawingml/2006/main" xmlns:pic="http://schemas.openxmlformats.org/drawingml/2006/picture">
-          <wp:extent cx="1728000" cy="774877"/>
-          <wp:docPr id="1" name="Picture 1"/>
-          <wp:cNvGraphicFramePr>
-            <a:graphicFrameLocks noChangeAspect="1"/>
-          </wp:cNvGraphicFramePr>
-          <a:graphic>
-            <a:graphicData uri="http://schemas.openxmlformats.org/drawingml/2006/picture">
-              <pic:pic>
-                <pic:nvPicPr>
-                  <pic:cNvPr id="0" name="fero_3d_sun_desc_unit.png"/>
-                  <pic:cNvPicPr/>
-                </pic:nvPicPr>
-                <pic:blipFill>
-                  <a:blip r:embed="rId1"/>
-                  <a:stretch>
-                    <a:fillRect/>
-                  </a:stretch>
-                </pic:blipFill>
-                <pic:spPr>
-                  <a:xfrm>
-                    <a:off x="0" y="0"/>
-                    <a:ext cx="1728000" cy="774877"/>
-                  </a:xfrm>
-                  <a:prstGeom prst="rect"/>
-                </pic:spPr>
-              </pic:pic>
-            </a:graphicData>
-          </a:graphic>
-        </wp:inline>
-      </w:drawing>
-    </w:r>
-  </w:p>
-  <w:p>
-    <w:pPr>
-      <w:spacing w:before="160" w:after="320"/>
-    </w:pPr>
-    <w:r>
-      <w:rPr>
-        <w:rFonts w:ascii="Arial" w:hAnsi="Arial"/>
-        <w:color w:val="475569"/>
-        <w:sz w:val="17"/>
-      </w:rPr>
-      <w:t>Исх. № ____________ от «____» ____________ 2026 г.</w:t>
-      <w:tab/>
-      <w:tab/>
-      <w:tab/>
-      <w:t>г. Санкт-Петербург</w:t>
-    </w:r>
-  </w:p>
-</w:hdr>
 </file>
 
 <file path=word/numbering.xml><?xml version="1.0" encoding="utf-8"?>
